--- a/PROJECT_STATS.docx
+++ b/PROJECT_STATS.docx
@@ -1472,7 +1472,7 @@
         <w:rPr>
           <w:rStyle w:val="VerbatimChar"/>
         </w:rPr>
-        <w:t xml:space="preserve">Mundo Des. y Emerg.(Crec.) → ES0184894006</w:t>
+        <w:t xml:space="preserve">S&amp;P 500 (Crecimiento)  → IE00BYX5MX67</w:t>
       </w:r>
       <w:r>
         <w:br/>
